--- a/eng/docx/018.content.docx
+++ b/eng/docx/018.content.docx
@@ -344,18 +344,12 @@
         </w:rPr>
         <w:t xml:space="preserve">, 1884, 1019 pf. intrans.) </w:t>
       </w:r>
-      <w:hyperlink r:id="rId13">
-        <w:r>
-          <w:rPr>
-            <w:lang w:val="en_US" w:bidi="en_US"/>
-          </w:rPr>
-          <w:rPr>
-            <w:color w:val="0000EE"/>
-            <w:u w:val="single"/>
-          </w:rPr>
-          <w:t>Dn 7:19</w:t>
-        </w:r>
-      </w:hyperlink>
+      <w:r>
+        <w:rPr>
+          <w:lang w:val="en_US" w:bidi="en_US"/>
+        </w:rPr>
+        <w:t>Dn 7:19</w:t>
+      </w:r>
       <w:r>
         <w:rPr>
           <w:lang w:val="en_US" w:bidi="en_US"/>
@@ -438,54 +432,36 @@
         </w:rPr>
         <w:t xml:space="preserve"> </w:t>
       </w:r>
-      <w:hyperlink r:id="rId14">
-        <w:r>
-          <w:rPr>
-            <w:lang w:val="en_US" w:bidi="en_US"/>
-          </w:rPr>
-          <w:rPr>
-            <w:color w:val="0000EE"/>
-            <w:u w:val="single"/>
-          </w:rPr>
-          <w:t>4:14</w:t>
-        </w:r>
-      </w:hyperlink>
+      <w:r>
+        <w:rPr>
+          <w:lang w:val="en_US" w:bidi="en_US"/>
+        </w:rPr>
+        <w:t>4:14</w:t>
+      </w:r>
       <w:r>
         <w:rPr>
           <w:lang w:val="en_US" w:bidi="en_US"/>
         </w:rPr>
         <w:t xml:space="preserve">, </w:t>
       </w:r>
-      <w:hyperlink r:id="rId15">
-        <w:r>
-          <w:rPr>
-            <w:lang w:val="en_US" w:bidi="en_US"/>
-          </w:rPr>
-          <w:rPr>
-            <w:color w:val="0000EE"/>
-            <w:u w:val="single"/>
-          </w:rPr>
-          <w:t>4:22</w:t>
-        </w:r>
-      </w:hyperlink>
+      <w:r>
+        <w:rPr>
+          <w:lang w:val="en_US" w:bidi="en_US"/>
+        </w:rPr>
+        <w:t>4:22</w:t>
+      </w:r>
       <w:r>
         <w:rPr>
           <w:lang w:val="en_US" w:bidi="en_US"/>
         </w:rPr>
         <w:t xml:space="preserve">, </w:t>
       </w:r>
-      <w:hyperlink r:id="rId16">
-        <w:r>
-          <w:rPr>
-            <w:lang w:val="en_US" w:bidi="en_US"/>
-          </w:rPr>
-          <w:rPr>
-            <w:color w:val="0000EE"/>
-            <w:u w:val="single"/>
-          </w:rPr>
-          <w:t>4:29</w:t>
-        </w:r>
-      </w:hyperlink>
+      <w:r>
+        <w:rPr>
+          <w:lang w:val="en_US" w:bidi="en_US"/>
+        </w:rPr>
+        <w:t>4:29</w:t>
+      </w:r>
       <w:r>
         <w:rPr>
           <w:lang w:val="en_US" w:bidi="en_US"/>
@@ -517,18 +493,12 @@
         </w:rPr>
         <w:t xml:space="preserve"> v:</w:t>
       </w:r>
-      <w:hyperlink r:id="rId17">
-        <w:r>
-          <w:rPr>
-            <w:lang w:val="en_US" w:bidi="en_US"/>
-          </w:rPr>
-          <w:rPr>
-            <w:color w:val="0000EE"/>
-            <w:u w:val="single"/>
-          </w:rPr>
-          <w:t>32</w:t>
-        </w:r>
-      </w:hyperlink>
+      <w:r>
+        <w:rPr>
+          <w:lang w:val="en_US" w:bidi="en_US"/>
+        </w:rPr>
+        <w:t>32</w:t>
+      </w:r>
       <w:r>
         <w:rPr>
           <w:lang w:val="en_US" w:bidi="en_US"/>
@@ -585,72 +555,48 @@
         </w:rPr>
         <w:t xml:space="preserve"> </w:t>
       </w:r>
-      <w:hyperlink r:id="rId18">
-        <w:r>
-          <w:rPr>
-            <w:lang w:val="en_US" w:bidi="en_US"/>
-          </w:rPr>
-          <w:rPr>
-            <w:color w:val="0000EE"/>
-            <w:u w:val="single"/>
-          </w:rPr>
-          <w:t>5:19</w:t>
-        </w:r>
-      </w:hyperlink>
+      <w:r>
+        <w:rPr>
+          <w:lang w:val="en_US" w:bidi="en_US"/>
+        </w:rPr>
+        <w:t>5:19</w:t>
+      </w:r>
       <w:r>
         <w:rPr>
           <w:lang w:val="en_US" w:bidi="en_US"/>
         </w:rPr>
         <w:t xml:space="preserve">, </w:t>
       </w:r>
-      <w:hyperlink r:id="rId18">
-        <w:r>
-          <w:rPr>
-            <w:lang w:val="en_US" w:bidi="en_US"/>
-          </w:rPr>
-          <w:rPr>
-            <w:color w:val="0000EE"/>
-            <w:u w:val="single"/>
-          </w:rPr>
-          <w:t>5:19</w:t>
-        </w:r>
-      </w:hyperlink>
+      <w:r>
+        <w:rPr>
+          <w:lang w:val="en_US" w:bidi="en_US"/>
+        </w:rPr>
+        <w:t>5:19</w:t>
+      </w:r>
       <w:r>
         <w:rPr>
           <w:lang w:val="en_US" w:bidi="en_US"/>
         </w:rPr>
         <w:t xml:space="preserve">, </w:t>
       </w:r>
-      <w:hyperlink r:id="rId18">
-        <w:r>
-          <w:rPr>
-            <w:lang w:val="en_US" w:bidi="en_US"/>
-          </w:rPr>
-          <w:rPr>
-            <w:color w:val="0000EE"/>
-            <w:u w:val="single"/>
-          </w:rPr>
-          <w:t>5:19</w:t>
-        </w:r>
-      </w:hyperlink>
+      <w:r>
+        <w:rPr>
+          <w:lang w:val="en_US" w:bidi="en_US"/>
+        </w:rPr>
+        <w:t>5:19</w:t>
+      </w:r>
       <w:r>
         <w:rPr>
           <w:lang w:val="en_US" w:bidi="en_US"/>
         </w:rPr>
         <w:t xml:space="preserve">, </w:t>
       </w:r>
-      <w:hyperlink r:id="rId18">
-        <w:r>
-          <w:rPr>
-            <w:lang w:val="en_US" w:bidi="en_US"/>
-          </w:rPr>
-          <w:rPr>
-            <w:color w:val="0000EE"/>
-            <w:u w:val="single"/>
-          </w:rPr>
-          <w:t>5:19</w:t>
-        </w:r>
-      </w:hyperlink>
+      <w:r>
+        <w:rPr>
+          <w:lang w:val="en_US" w:bidi="en_US"/>
+        </w:rPr>
+        <w:t>5:19</w:t>
+      </w:r>
       <w:r>
         <w:rPr>
           <w:lang w:val="en_US" w:bidi="en_US"/>
@@ -883,18 +829,12 @@
         </w:rPr>
         <w:t>);—</w:t>
       </w:r>
-      <w:hyperlink r:id="rId19">
-        <w:r>
-          <w:rPr>
-            <w:lang w:val="en_US" w:bidi="en_US"/>
-          </w:rPr>
-          <w:rPr>
-            <w:color w:val="0000EE"/>
-            <w:u w:val="single"/>
-          </w:rPr>
-          <w:t>Dn 6:18</w:t>
-        </w:r>
-      </w:hyperlink>
+      <w:r>
+        <w:rPr>
+          <w:lang w:val="en_US" w:bidi="en_US"/>
+        </w:rPr>
+        <w:t>Dn 6:18</w:t>
+      </w:r>
       <w:r>
         <w:rPr>
           <w:lang w:val="en_US" w:bidi="en_US"/>
@@ -1061,18 +1001,12 @@
         </w:rPr>
         <w:t xml:space="preserve"> </w:t>
       </w:r>
-      <w:hyperlink r:id="rId15">
-        <w:r>
-          <w:rPr>
-            <w:lang w:val="en_US" w:bidi="en_US"/>
-          </w:rPr>
-          <w:rPr>
-            <w:color w:val="0000EE"/>
-            <w:u w:val="single"/>
-          </w:rPr>
-          <w:t>Dn 4:22</w:t>
-        </w:r>
-      </w:hyperlink>
+      <w:r>
+        <w:rPr>
+          <w:lang w:val="en_US" w:bidi="en_US"/>
+        </w:rPr>
+        <w:t>Dn 4:22</w:t>
+      </w:r>
       <w:r>
         <w:rPr>
           <w:lang w:val="en_US" w:bidi="en_US"/>
@@ -1203,36 +1137,24 @@
         </w:rPr>
         <w:t xml:space="preserve"> </w:t>
       </w:r>
-      <w:hyperlink r:id="rId20">
-        <w:r>
-          <w:rPr>
-            <w:lang w:val="en_US" w:bidi="en_US"/>
-          </w:rPr>
-          <w:rPr>
-            <w:color w:val="0000EE"/>
-            <w:u w:val="single"/>
-          </w:rPr>
-          <w:t>4:12</w:t>
-        </w:r>
-      </w:hyperlink>
+      <w:r>
+        <w:rPr>
+          <w:lang w:val="en_US" w:bidi="en_US"/>
+        </w:rPr>
+        <w:t>4:12</w:t>
+      </w:r>
       <w:r>
         <w:rPr>
           <w:lang w:val="en_US" w:bidi="en_US"/>
         </w:rPr>
         <w:t xml:space="preserve">, </w:t>
       </w:r>
-      <w:hyperlink r:id="rId21">
-        <w:r>
-          <w:rPr>
-            <w:lang w:val="en_US" w:bidi="en_US"/>
-          </w:rPr>
-          <w:rPr>
-            <w:color w:val="0000EE"/>
-            <w:u w:val="single"/>
-          </w:rPr>
-          <w:t>4:20</w:t>
-        </w:r>
-      </w:hyperlink>
+      <w:r>
+        <w:rPr>
+          <w:lang w:val="en_US" w:bidi="en_US"/>
+        </w:rPr>
+        <w:t>4:20</w:t>
+      </w:r>
       <w:r>
         <w:rPr>
           <w:lang w:val="en_US" w:bidi="en_US"/>
@@ -1251,36 +1173,24 @@
         </w:rPr>
         <w:t xml:space="preserve"> v:</w:t>
       </w:r>
-      <w:hyperlink r:id="rId22">
-        <w:r>
-          <w:rPr>
-            <w:lang w:val="en_US" w:bidi="en_US"/>
-          </w:rPr>
-          <w:rPr>
-            <w:color w:val="0000EE"/>
-            <w:u w:val="single"/>
-          </w:rPr>
-          <w:t>30</w:t>
-        </w:r>
-      </w:hyperlink>
+      <w:r>
+        <w:rPr>
+          <w:lang w:val="en_US" w:bidi="en_US"/>
+        </w:rPr>
+        <w:t>30</w:t>
+      </w:r>
       <w:r>
         <w:rPr>
           <w:lang w:val="en_US" w:bidi="en_US"/>
         </w:rPr>
         <w:t xml:space="preserve">, </w:t>
       </w:r>
-      <w:hyperlink r:id="rId23">
-        <w:r>
-          <w:rPr>
-            <w:lang w:val="en_US" w:bidi="en_US"/>
-          </w:rPr>
-          <w:rPr>
-            <w:color w:val="0000EE"/>
-            <w:u w:val="single"/>
-          </w:rPr>
-          <w:t>5:21</w:t>
-        </w:r>
-      </w:hyperlink>
+      <w:r>
+        <w:rPr>
+          <w:lang w:val="en_US" w:bidi="en_US"/>
+        </w:rPr>
+        <w:t>5:21</w:t>
+      </w:r>
       <w:r>
         <w:rPr>
           <w:lang w:val="en_US" w:bidi="en_US"/>
@@ -1498,18 +1408,12 @@
         </w:rPr>
         <w:t xml:space="preserve"> </w:t>
       </w:r>
-      <w:hyperlink r:id="rId24">
-        <w:r>
-          <w:rPr>
-            <w:lang w:val="en_US" w:bidi="en_US"/>
-          </w:rPr>
-          <w:rPr>
-            <w:color w:val="0000EE"/>
-            <w:u w:val="single"/>
-          </w:rPr>
-          <w:t>Dn 5:5</w:t>
-        </w:r>
-      </w:hyperlink>
+      <w:r>
+        <w:rPr>
+          <w:lang w:val="en_US" w:bidi="en_US"/>
+        </w:rPr>
+        <w:t>Dn 5:5</w:t>
+      </w:r>
       <w:r>
         <w:rPr>
           <w:lang w:val="en_US" w:bidi="en_US"/>
@@ -1541,18 +1445,12 @@
         </w:rPr>
         <w:t xml:space="preserve"> </w:t>
       </w:r>
-      <w:hyperlink r:id="rId25">
-        <w:r>
-          <w:rPr>
-            <w:lang w:val="en_US" w:bidi="en_US"/>
-          </w:rPr>
-          <w:rPr>
-            <w:color w:val="0000EE"/>
-            <w:u w:val="single"/>
-          </w:rPr>
-          <w:t>2:41</w:t>
-        </w:r>
-      </w:hyperlink>
+      <w:r>
+        <w:rPr>
+          <w:lang w:val="en_US" w:bidi="en_US"/>
+        </w:rPr>
+        <w:t>2:41</w:t>
+      </w:r>
       <w:r>
         <w:rPr>
           <w:lang w:val="en_US" w:bidi="en_US"/>
@@ -1571,18 +1469,12 @@
         </w:rPr>
         <w:t xml:space="preserve"> v:</w:t>
       </w:r>
-      <w:hyperlink r:id="rId26">
-        <w:r>
-          <w:rPr>
-            <w:lang w:val="en_US" w:bidi="en_US"/>
-          </w:rPr>
-          <w:rPr>
-            <w:color w:val="0000EE"/>
-            <w:u w:val="single"/>
-          </w:rPr>
-          <w:t>42</w:t>
-        </w:r>
-      </w:hyperlink>
+      <w:r>
+        <w:rPr>
+          <w:lang w:val="en_US" w:bidi="en_US"/>
+        </w:rPr>
+        <w:t>42</w:t>
+      </w:r>
       <w:r>
         <w:rPr>
           <w:lang w:val="en_US" w:bidi="en_US"/>
@@ -1713,18 +1605,12 @@
         </w:rPr>
         <w:t xml:space="preserve"> </w:t>
       </w:r>
-      <w:hyperlink r:id="rId27">
-        <w:r>
-          <w:rPr>
-            <w:lang w:val="en_US" w:bidi="en_US"/>
-          </w:rPr>
-          <w:rPr>
-            <w:color w:val="0000EE"/>
-            <w:u w:val="single"/>
-          </w:rPr>
-          <w:t>Dn 7:25</w:t>
-        </w:r>
-      </w:hyperlink>
+      <w:r>
+        <w:rPr>
+          <w:lang w:val="en_US" w:bidi="en_US"/>
+        </w:rPr>
+        <w:t>Dn 7:25</w:t>
+      </w:r>
       <w:r>
         <w:rPr>
           <w:lang w:val="en_US" w:bidi="en_US"/>
@@ -1768,18 +1654,12 @@
         </w:rPr>
         <w:t xml:space="preserve">: </w:t>
       </w:r>
-      <w:hyperlink r:id="rId28">
-        <w:r>
-          <w:rPr>
-            <w:lang w:val="en_US" w:bidi="en_US"/>
-          </w:rPr>
-          <w:rPr>
-            <w:color w:val="0000EE"/>
-            <w:u w:val="single"/>
-          </w:rPr>
-          <w:t>6:5</w:t>
-        </w:r>
-      </w:hyperlink>
+      <w:r>
+        <w:rPr>
+          <w:lang w:val="en_US" w:bidi="en_US"/>
+        </w:rPr>
+        <w:t>6:5</w:t>
+      </w:r>
       <w:r>
         <w:rPr>
           <w:lang w:val="en_US" w:bidi="en_US"/>
@@ -1934,18 +1814,12 @@
         </w:rPr>
         <w:t xml:space="preserve"> </w:t>
       </w:r>
-      <w:hyperlink r:id="rId29">
-        <w:r>
-          <w:rPr>
-            <w:lang w:val="en_US" w:bidi="en_US"/>
-          </w:rPr>
-          <w:rPr>
-            <w:color w:val="0000EE"/>
-            <w:u w:val="single"/>
-          </w:rPr>
-          <w:t>Dn 3:14</w:t>
-        </w:r>
-      </w:hyperlink>
+      <w:r>
+        <w:rPr>
+          <w:lang w:val="en_US" w:bidi="en_US"/>
+        </w:rPr>
+        <w:t>Dn 3:14</w:t>
+      </w:r>
       <w:r>
         <w:rPr>
           <w:lang w:val="en_US" w:bidi="en_US"/>
@@ -2111,18 +1985,12 @@
         </w:rPr>
         <w:t xml:space="preserve">: </w:t>
       </w:r>
-      <w:hyperlink r:id="rId30">
-        <w:r>
-          <w:rPr>
-            <w:lang w:val="en_US" w:bidi="en_US"/>
-          </w:rPr>
-          <w:rPr>
-            <w:color w:val="0000EE"/>
-            <w:u w:val="single"/>
-          </w:rPr>
-          <w:t>Dn 4:24</w:t>
-        </w:r>
-      </w:hyperlink>
+      <w:r>
+        <w:rPr>
+          <w:lang w:val="en_US" w:bidi="en_US"/>
+        </w:rPr>
+        <w:t>Dn 4:24</w:t>
+      </w:r>
       <w:r>
         <w:rPr>
           <w:lang w:val="en_US" w:bidi="en_US"/>
@@ -2216,18 +2084,12 @@
         </w:rPr>
         <w:t xml:space="preserve"> </w:t>
       </w:r>
-      <w:hyperlink r:id="rId31">
-        <w:r>
-          <w:rPr>
-            <w:lang w:val="en_US" w:bidi="en_US"/>
-          </w:rPr>
-          <w:rPr>
-            <w:color w:val="0000EE"/>
-            <w:u w:val="single"/>
-          </w:rPr>
-          <w:t>Dn 5:16</w:t>
-        </w:r>
-      </w:hyperlink>
+      <w:r>
+        <w:rPr>
+          <w:lang w:val="en_US" w:bidi="en_US"/>
+        </w:rPr>
+        <w:t>Dn 5:16</w:t>
+      </w:r>
       <w:r>
         <w:rPr>
           <w:lang w:val="en_US" w:bidi="en_US"/>
@@ -2246,36 +2108,24 @@
         </w:rPr>
         <w:t xml:space="preserve"> v:</w:t>
       </w:r>
-      <w:hyperlink r:id="rId32">
-        <w:r>
-          <w:rPr>
-            <w:lang w:val="en_US" w:bidi="en_US"/>
-          </w:rPr>
-          <w:rPr>
-            <w:color w:val="0000EE"/>
-            <w:u w:val="single"/>
-          </w:rPr>
-          <w:t>7</w:t>
-        </w:r>
-      </w:hyperlink>
+      <w:r>
+        <w:rPr>
+          <w:lang w:val="en_US" w:bidi="en_US"/>
+        </w:rPr>
+        <w:t>7</w:t>
+      </w:r>
       <w:r>
         <w:rPr>
           <w:lang w:val="en_US" w:bidi="en_US"/>
         </w:rPr>
         <w:t>, v:</w:t>
       </w:r>
-      <w:hyperlink r:id="rId33">
-        <w:r>
-          <w:rPr>
-            <w:lang w:val="en_US" w:bidi="en_US"/>
-          </w:rPr>
-          <w:rPr>
-            <w:color w:val="0000EE"/>
-            <w:u w:val="single"/>
-          </w:rPr>
-          <w:t>29</w:t>
-        </w:r>
-      </w:hyperlink>
+      <w:r>
+        <w:rPr>
+          <w:lang w:val="en_US" w:bidi="en_US"/>
+        </w:rPr>
+        <w:t>29</w:t>
+      </w:r>
       <w:r>
         <w:rPr>
           <w:lang w:val="en_US" w:bidi="en_US"/>
@@ -2668,18 +2518,12 @@
         </w:rPr>
         <w:t xml:space="preserve"> </w:t>
       </w:r>
-      <w:hyperlink r:id="rId34">
-        <w:r>
-          <w:rPr>
-            <w:lang w:val="en_US" w:bidi="en_US"/>
-          </w:rPr>
-          <w:rPr>
-            <w:color w:val="0000EE"/>
-            <w:u w:val="single"/>
-          </w:rPr>
-          <w:t>Dn 6:11</w:t>
-        </w:r>
-      </w:hyperlink>
+      <w:r>
+        <w:rPr>
+          <w:lang w:val="en_US" w:bidi="en_US"/>
+        </w:rPr>
+        <w:t>Dn 6:11</w:t>
+      </w:r>
       <w:r>
         <w:rPr>
           <w:lang w:val="en_US" w:bidi="en_US"/>
@@ -2729,18 +2573,12 @@
         </w:rPr>
         <w:t xml:space="preserve"> 47a)) </w:t>
       </w:r>
-      <w:hyperlink r:id="rId35">
-        <w:r>
-          <w:rPr>
-            <w:lang w:val="en_US" w:bidi="en_US"/>
-          </w:rPr>
-          <w:rPr>
-            <w:color w:val="0000EE"/>
-            <w:u w:val="single"/>
-          </w:rPr>
-          <w:t>Ezr 6:10</w:t>
-        </w:r>
-      </w:hyperlink>
+      <w:r>
+        <w:rPr>
+          <w:lang w:val="en_US" w:bidi="en_US"/>
+        </w:rPr>
+        <w:t>Ezr 6:10</w:t>
+      </w:r>
       <w:r>
         <w:rPr>
           <w:lang w:val="en_US" w:bidi="en_US"/>
@@ -2925,36 +2763,24 @@
         </w:rPr>
         <w:t xml:space="preserve"> </w:t>
       </w:r>
-      <w:hyperlink r:id="rId36">
-        <w:r>
-          <w:rPr>
-            <w:lang w:val="en_US" w:bidi="en_US"/>
-          </w:rPr>
-          <w:rPr>
-            <w:color w:val="0000EE"/>
-            <w:u w:val="single"/>
-          </w:rPr>
-          <w:t>Dn 3:30</w:t>
-        </w:r>
-      </w:hyperlink>
+      <w:r>
+        <w:rPr>
+          <w:lang w:val="en_US" w:bidi="en_US"/>
+        </w:rPr>
+        <w:t>Dn 3:30</w:t>
+      </w:r>
       <w:r>
         <w:rPr>
           <w:lang w:val="en_US" w:bidi="en_US"/>
         </w:rPr>
         <w:t xml:space="preserve">, </w:t>
       </w:r>
-      <w:hyperlink r:id="rId37">
-        <w:r>
-          <w:rPr>
-            <w:lang w:val="en_US" w:bidi="en_US"/>
-          </w:rPr>
-          <w:rPr>
-            <w:color w:val="0000EE"/>
-            <w:u w:val="single"/>
-          </w:rPr>
-          <w:t>6:29</w:t>
-        </w:r>
-      </w:hyperlink>
+      <w:r>
+        <w:rPr>
+          <w:lang w:val="en_US" w:bidi="en_US"/>
+        </w:rPr>
+        <w:t>6:29</w:t>
+      </w:r>
       <w:r>
         <w:rPr>
           <w:lang w:val="en_US" w:bidi="en_US"/>
@@ -2986,18 +2812,12 @@
         </w:rPr>
         <w:t xml:space="preserve"> </w:t>
       </w:r>
-      <w:hyperlink r:id="rId38">
-        <w:r>
-          <w:rPr>
-            <w:lang w:val="en_US" w:bidi="en_US"/>
-          </w:rPr>
-          <w:rPr>
-            <w:color w:val="0000EE"/>
-            <w:u w:val="single"/>
-          </w:rPr>
-          <w:t>Ezr 5:8</w:t>
-        </w:r>
-      </w:hyperlink>
+      <w:r>
+        <w:rPr>
+          <w:lang w:val="en_US" w:bidi="en_US"/>
+        </w:rPr>
+        <w:t>Ezr 5:8</w:t>
+      </w:r>
       <w:r>
         <w:rPr>
           <w:lang w:val="en_US" w:bidi="en_US"/>
@@ -3028,18 +2848,12 @@
         </w:rPr>
         <w:t xml:space="preserve">- </w:t>
       </w:r>
-      <w:hyperlink r:id="rId39">
-        <w:r>
-          <w:rPr>
-            <w:lang w:val="en_US" w:bidi="en_US"/>
-          </w:rPr>
-          <w:rPr>
-            <w:color w:val="0000EE"/>
-            <w:u w:val="single"/>
-          </w:rPr>
-          <w:t>6:14</w:t>
-        </w:r>
-      </w:hyperlink>
+      <w:r>
+        <w:rPr>
+          <w:lang w:val="en_US" w:bidi="en_US"/>
+        </w:rPr>
+        <w:t>6:14</w:t>
+      </w:r>
       <w:r>
         <w:rPr>
           <w:lang w:val="en_US" w:bidi="en_US"/>
@@ -3072,18 +2886,12 @@
         </w:rPr>
         <w:t xml:space="preserve"> </w:t>
       </w:r>
-      <w:hyperlink r:id="rId36">
-        <w:r>
-          <w:rPr>
-            <w:lang w:val="en_US" w:bidi="en_US"/>
-          </w:rPr>
-          <w:rPr>
-            <w:color w:val="0000EE"/>
-            <w:u w:val="single"/>
-          </w:rPr>
-          <w:t>Dn 3:30</w:t>
-        </w:r>
-      </w:hyperlink>
+      <w:r>
+        <w:rPr>
+          <w:lang w:val="en_US" w:bidi="en_US"/>
+        </w:rPr>
+        <w:t>Dn 3:30</w:t>
+      </w:r>
       <w:r>
         <w:rPr>
           <w:lang w:val="en_US" w:bidi="en_US"/>
@@ -3152,18 +2960,12 @@
         </w:rPr>
         <w:t xml:space="preserve"> </w:t>
       </w:r>
-      <w:hyperlink r:id="rId37">
-        <w:r>
-          <w:rPr>
-            <w:lang w:val="en_US" w:bidi="en_US"/>
-          </w:rPr>
-          <w:rPr>
-            <w:color w:val="0000EE"/>
-            <w:u w:val="single"/>
-          </w:rPr>
-          <w:t>6:29</w:t>
-        </w:r>
-      </w:hyperlink>
+      <w:r>
+        <w:rPr>
+          <w:lang w:val="en_US" w:bidi="en_US"/>
+        </w:rPr>
+        <w:t>6:29</w:t>
+      </w:r>
       <w:r>
         <w:rPr>
           <w:lang w:val="en_US" w:bidi="en_US"/>
@@ -3195,18 +2997,12 @@
         </w:rPr>
         <w:t xml:space="preserve"> (in building) </w:t>
       </w:r>
-      <w:hyperlink r:id="rId39">
-        <w:r>
-          <w:rPr>
-            <w:lang w:val="en_US" w:bidi="en_US"/>
-          </w:rPr>
-          <w:rPr>
-            <w:color w:val="0000EE"/>
-            <w:u w:val="single"/>
-          </w:rPr>
-          <w:t>Ezr 6:14</w:t>
-        </w:r>
-      </w:hyperlink>
+      <w:r>
+        <w:rPr>
+          <w:lang w:val="en_US" w:bidi="en_US"/>
+        </w:rPr>
+        <w:t>Ezr 6:14</w:t>
+      </w:r>
       <w:r>
         <w:rPr>
           <w:lang w:val="en_US" w:bidi="en_US"/>
@@ -3226,18 +3022,12 @@
         </w:rPr>
         <w:t xml:space="preserve"> (of work) </w:t>
       </w:r>
-      <w:hyperlink r:id="rId38">
-        <w:r>
-          <w:rPr>
-            <w:lang w:val="en_US" w:bidi="en_US"/>
-          </w:rPr>
-          <w:rPr>
-            <w:color w:val="0000EE"/>
-            <w:u w:val="single"/>
-          </w:rPr>
-          <w:t>5:8</w:t>
-        </w:r>
-      </w:hyperlink>
+      <w:r>
+        <w:rPr>
+          <w:lang w:val="en_US" w:bidi="en_US"/>
+        </w:rPr>
+        <w:t>5:8</w:t>
+      </w:r>
       <w:r>
         <w:rPr>
           <w:lang w:val="en_US" w:bidi="en_US"/>
@@ -3319,18 +3109,12 @@
         </w:rPr>
         <w:t>:</w:t>
       </w:r>
-      <w:hyperlink r:id="rId40">
-        <w:r>
-          <w:rPr>
-            <w:lang w:val="en_US" w:bidi="en_US"/>
-          </w:rPr>
-          <w:rPr>
-            <w:color w:val="0000EE"/>
-            <w:u w:val="single"/>
-          </w:rPr>
-          <w:t>Dn 2:31</w:t>
-        </w:r>
-      </w:hyperlink>
+      <w:r>
+        <w:rPr>
+          <w:lang w:val="en_US" w:bidi="en_US"/>
+        </w:rPr>
+        <w:t>Dn 2:31</w:t>
+      </w:r>
       <w:r>
         <w:rPr>
           <w:lang w:val="en_US" w:bidi="en_US"/>
@@ -3361,36 +3145,24 @@
         </w:rPr>
         <w:t xml:space="preserve">: </w:t>
       </w:r>
-      <w:hyperlink r:id="rId40">
-        <w:r>
-          <w:rPr>
-            <w:lang w:val="en_US" w:bidi="en_US"/>
-          </w:rPr>
-          <w:rPr>
-            <w:color w:val="0000EE"/>
-            <w:u w:val="single"/>
-          </w:rPr>
-          <w:t>Dn 2:31</w:t>
-        </w:r>
-      </w:hyperlink>
+      <w:r>
+        <w:rPr>
+          <w:lang w:val="en_US" w:bidi="en_US"/>
+        </w:rPr>
+        <w:t>Dn 2:31</w:t>
+      </w:r>
       <w:r>
         <w:rPr>
           <w:lang w:val="en_US" w:bidi="en_US"/>
         </w:rPr>
         <w:t xml:space="preserve">, </w:t>
       </w:r>
-      <w:hyperlink r:id="rId41">
-        <w:r>
-          <w:rPr>
-            <w:lang w:val="en_US" w:bidi="en_US"/>
-          </w:rPr>
-          <w:rPr>
-            <w:color w:val="0000EE"/>
-            <w:u w:val="single"/>
-          </w:rPr>
-          <w:t>3:1</w:t>
-        </w:r>
-      </w:hyperlink>
+      <w:r>
+        <w:rPr>
+          <w:lang w:val="en_US" w:bidi="en_US"/>
+        </w:rPr>
+        <w:t>3:1</w:t>
+      </w:r>
       <w:r>
         <w:rPr>
           <w:lang w:val="en_US" w:bidi="en_US"/>
@@ -3409,18 +3181,12 @@
         </w:rPr>
         <w:t xml:space="preserve">: </w:t>
       </w:r>
-      <w:hyperlink r:id="rId42">
-        <w:r>
-          <w:rPr>
-            <w:lang w:val="en_US" w:bidi="en_US"/>
-          </w:rPr>
-          <w:rPr>
-            <w:color w:val="0000EE"/>
-            <w:u w:val="single"/>
-          </w:rPr>
-          <w:t>3:19</w:t>
-        </w:r>
-      </w:hyperlink>
+      <w:r>
+        <w:rPr>
+          <w:lang w:val="en_US" w:bidi="en_US"/>
+        </w:rPr>
+        <w:t>3:19</w:t>
+      </w:r>
       <w:r>
         <w:rPr>
           <w:lang w:val="en_US" w:bidi="en_US"/>
@@ -3439,18 +3205,12 @@
         </w:rPr>
         <w:t xml:space="preserve"> v:</w:t>
       </w:r>
-      <w:hyperlink r:id="rId43">
-        <w:r>
-          <w:rPr>
-            <w:lang w:val="en_US" w:bidi="en_US"/>
-          </w:rPr>
-          <w:rPr>
-            <w:color w:val="0000EE"/>
-            <w:u w:val="single"/>
-          </w:rPr>
-          <w:t>5</w:t>
-        </w:r>
-      </w:hyperlink>
+      <w:r>
+        <w:rPr>
+          <w:lang w:val="en_US" w:bidi="en_US"/>
+        </w:rPr>
+        <w:t>5</w:t>
+      </w:r>
       <w:r>
         <w:rPr>
           <w:lang w:val="en_US" w:bidi="en_US"/>
@@ -3469,18 +3229,12 @@
         </w:rPr>
         <w:t xml:space="preserve"> </w:t>
       </w:r>
-      <w:hyperlink r:id="rId40">
-        <w:r>
-          <w:rPr>
-            <w:lang w:val="en_US" w:bidi="en_US"/>
-          </w:rPr>
-          <w:rPr>
-            <w:color w:val="0000EE"/>
-            <w:u w:val="single"/>
-          </w:rPr>
-          <w:t>2:31</w:t>
-        </w:r>
-      </w:hyperlink>
+      <w:r>
+        <w:rPr>
+          <w:lang w:val="en_US" w:bidi="en_US"/>
+        </w:rPr>
+        <w:t>2:31</w:t>
+      </w:r>
       <w:r>
         <w:rPr>
           <w:lang w:val="en_US" w:bidi="en_US"/>
@@ -3500,108 +3254,72 @@
         </w:rPr>
         <w:t xml:space="preserve"> </w:t>
       </w:r>
-      <w:hyperlink r:id="rId40">
-        <w:r>
-          <w:rPr>
-            <w:lang w:val="en_US" w:bidi="en_US"/>
-          </w:rPr>
-          <w:rPr>
-            <w:color w:val="0000EE"/>
-            <w:u w:val="single"/>
-          </w:rPr>
-          <w:t>Dn 2:31</w:t>
-        </w:r>
-      </w:hyperlink>
+      <w:r>
+        <w:rPr>
+          <w:lang w:val="en_US" w:bidi="en_US"/>
+        </w:rPr>
+        <w:t>Dn 2:31</w:t>
+      </w:r>
       <w:r>
         <w:rPr>
           <w:lang w:val="en_US" w:bidi="en_US"/>
         </w:rPr>
         <w:t xml:space="preserve">, </w:t>
       </w:r>
-      <w:hyperlink r:id="rId40">
-        <w:r>
-          <w:rPr>
-            <w:lang w:val="en_US" w:bidi="en_US"/>
-          </w:rPr>
-          <w:rPr>
-            <w:color w:val="0000EE"/>
-            <w:u w:val="single"/>
-          </w:rPr>
-          <w:t>2:31</w:t>
-        </w:r>
-      </w:hyperlink>
+      <w:r>
+        <w:rPr>
+          <w:lang w:val="en_US" w:bidi="en_US"/>
+        </w:rPr>
+        <w:t>2:31</w:t>
+      </w:r>
       <w:r>
         <w:rPr>
           <w:lang w:val="en_US" w:bidi="en_US"/>
         </w:rPr>
         <w:t xml:space="preserve">, </w:t>
       </w:r>
-      <w:hyperlink r:id="rId44">
-        <w:r>
-          <w:rPr>
-            <w:lang w:val="en_US" w:bidi="en_US"/>
-          </w:rPr>
-          <w:rPr>
-            <w:color w:val="0000EE"/>
-            <w:u w:val="single"/>
-          </w:rPr>
-          <w:t>2:32</w:t>
-        </w:r>
-      </w:hyperlink>
+      <w:r>
+        <w:rPr>
+          <w:lang w:val="en_US" w:bidi="en_US"/>
+        </w:rPr>
+        <w:t>2:32</w:t>
+      </w:r>
       <w:r>
         <w:rPr>
           <w:lang w:val="en_US" w:bidi="en_US"/>
         </w:rPr>
         <w:t xml:space="preserve">, </w:t>
       </w:r>
-      <w:hyperlink r:id="rId45">
-        <w:r>
-          <w:rPr>
-            <w:lang w:val="en_US" w:bidi="en_US"/>
-          </w:rPr>
-          <w:rPr>
-            <w:color w:val="0000EE"/>
-            <w:u w:val="single"/>
-          </w:rPr>
-          <w:t>2:34</w:t>
-        </w:r>
-      </w:hyperlink>
+      <w:r>
+        <w:rPr>
+          <w:lang w:val="en_US" w:bidi="en_US"/>
+        </w:rPr>
+        <w:t>2:34</w:t>
+      </w:r>
       <w:r>
         <w:rPr>
           <w:lang w:val="en_US" w:bidi="en_US"/>
         </w:rPr>
         <w:t xml:space="preserve">, </w:t>
       </w:r>
-      <w:hyperlink r:id="rId46">
-        <w:r>
-          <w:rPr>
-            <w:lang w:val="en_US" w:bidi="en_US"/>
-          </w:rPr>
-          <w:rPr>
-            <w:color w:val="0000EE"/>
-            <w:u w:val="single"/>
-          </w:rPr>
-          <w:t>2:35</w:t>
-        </w:r>
-      </w:hyperlink>
+      <w:r>
+        <w:rPr>
+          <w:lang w:val="en_US" w:bidi="en_US"/>
+        </w:rPr>
+        <w:t>2:35</w:t>
+      </w:r>
       <w:r>
         <w:rPr>
           <w:lang w:val="en_US" w:bidi="en_US"/>
         </w:rPr>
         <w:t xml:space="preserve">, </w:t>
       </w:r>
-      <w:hyperlink r:id="rId41">
-        <w:r>
-          <w:rPr>
-            <w:lang w:val="en_US" w:bidi="en_US"/>
-          </w:rPr>
-          <w:rPr>
-            <w:color w:val="0000EE"/>
-            <w:u w:val="single"/>
-          </w:rPr>
-          <w:t>3:1</w:t>
-        </w:r>
-      </w:hyperlink>
+      <w:r>
+        <w:rPr>
+          <w:lang w:val="en_US" w:bidi="en_US"/>
+        </w:rPr>
+        <w:t>3:1</w:t>
+      </w:r>
       <w:r>
         <w:rPr>
           <w:lang w:val="en_US" w:bidi="en_US"/>
@@ -3632,18 +3350,12 @@
         </w:rPr>
         <w:t xml:space="preserve">: </w:t>
       </w:r>
-      <w:hyperlink r:id="rId42">
-        <w:r>
-          <w:rPr>
-            <w:lang w:val="en_US" w:bidi="en_US"/>
-          </w:rPr>
-          <w:rPr>
-            <w:color w:val="0000EE"/>
-            <w:u w:val="single"/>
-          </w:rPr>
-          <w:t>3:19</w:t>
-        </w:r>
-      </w:hyperlink>
+      <w:r>
+        <w:rPr>
+          <w:lang w:val="en_US" w:bidi="en_US"/>
+        </w:rPr>
+        <w:t>3:19</w:t>
+      </w:r>
       <w:r>
         <w:rPr>
           <w:lang w:val="en_US" w:bidi="en_US"/>
@@ -3713,18 +3425,12 @@
         </w:rPr>
         <w:t>:</w:t>
       </w:r>
-      <w:hyperlink r:id="rId47">
-        <w:r>
-          <w:rPr>
-            <w:lang w:val="en_US" w:bidi="en_US"/>
-          </w:rPr>
-          <w:rPr>
-            <w:color w:val="0000EE"/>
-            <w:u w:val="single"/>
-          </w:rPr>
-          <w:t>Dn 4:18</w:t>
-        </w:r>
-      </w:hyperlink>
+      <w:r>
+        <w:rPr>
+          <w:lang w:val="en_US" w:bidi="en_US"/>
+        </w:rPr>
+        <w:t>Dn 4:18</w:t>
+      </w:r>
       <w:r>
         <w:rPr>
           <w:lang w:val="en_US" w:bidi="en_US"/>
@@ -3767,18 +3473,12 @@
         </w:rPr>
         <w:t xml:space="preserve"> </w:t>
       </w:r>
-      <w:hyperlink r:id="rId22">
-        <w:r>
-          <w:rPr>
-            <w:lang w:val="en_US" w:bidi="en_US"/>
-          </w:rPr>
-          <w:rPr>
-            <w:color w:val="0000EE"/>
-            <w:u w:val="single"/>
-          </w:rPr>
-          <w:t>Dn 4:30</w:t>
-        </w:r>
-      </w:hyperlink>
+      <w:r>
+        <w:rPr>
+          <w:lang w:val="en_US" w:bidi="en_US"/>
+        </w:rPr>
+        <w:t>Dn 4:30</w:t>
+      </w:r>
       <w:r>
         <w:rPr>
           <w:lang w:val="en_US" w:bidi="en_US"/>
@@ -3797,18 +3497,12 @@
         </w:rPr>
         <w:t xml:space="preserve"> v:</w:t>
       </w:r>
-      <w:hyperlink r:id="rId48">
-        <w:r>
-          <w:rPr>
-            <w:lang w:val="en_US" w:bidi="en_US"/>
-          </w:rPr>
-          <w:rPr>
-            <w:color w:val="0000EE"/>
-            <w:u w:val="single"/>
-          </w:rPr>
-          <w:t>11</w:t>
-        </w:r>
-      </w:hyperlink>
+      <w:r>
+        <w:rPr>
+          <w:lang w:val="en_US" w:bidi="en_US"/>
+        </w:rPr>
+        <w:t>11</w:t>
+      </w:r>
       <w:r>
         <w:rPr>
           <w:lang w:val="en_US" w:bidi="en_US"/>
@@ -3827,36 +3521,24 @@
         </w:rPr>
         <w:t>) v:</w:t>
       </w:r>
-      <w:hyperlink r:id="rId49">
-        <w:r>
-          <w:rPr>
-            <w:lang w:val="en_US" w:bidi="en_US"/>
-          </w:rPr>
-          <w:rPr>
-            <w:color w:val="0000EE"/>
-            <w:u w:val="single"/>
-          </w:rPr>
-          <w:t>9</w:t>
-        </w:r>
-      </w:hyperlink>
+      <w:r>
+        <w:rPr>
+          <w:lang w:val="en_US" w:bidi="en_US"/>
+        </w:rPr>
+        <w:t>9</w:t>
+      </w:r>
       <w:r>
         <w:rPr>
           <w:lang w:val="en_US" w:bidi="en_US"/>
         </w:rPr>
         <w:t>, v:</w:t>
       </w:r>
-      <w:hyperlink r:id="rId47">
-        <w:r>
-          <w:rPr>
-            <w:lang w:val="en_US" w:bidi="en_US"/>
-          </w:rPr>
-          <w:rPr>
-            <w:color w:val="0000EE"/>
-            <w:u w:val="single"/>
-          </w:rPr>
-          <w:t>18</w:t>
-        </w:r>
-      </w:hyperlink>
+      <w:r>
+        <w:rPr>
+          <w:lang w:val="en_US" w:bidi="en_US"/>
+        </w:rPr>
+        <w:t>18</w:t>
+      </w:r>
       <w:r>
         <w:rPr>
           <w:lang w:val="en_US" w:bidi="en_US"/>
@@ -3962,18 +3644,12 @@
         </w:rPr>
         <w:t xml:space="preserve"> </w:t>
       </w:r>
-      <w:hyperlink r:id="rId50">
-        <w:r>
-          <w:rPr>
-            <w:lang w:val="en_US" w:bidi="en_US"/>
-          </w:rPr>
-          <w:rPr>
-            <w:color w:val="0000EE"/>
-            <w:u w:val="single"/>
-          </w:rPr>
-          <w:t>Ezr 6:17</w:t>
-        </w:r>
-      </w:hyperlink>
+      <w:r>
+        <w:rPr>
+          <w:lang w:val="en_US" w:bidi="en_US"/>
+        </w:rPr>
+        <w:t>Ezr 6:17</w:t>
+      </w:r>
       <w:r>
         <w:rPr>
           <w:lang w:val="en_US" w:bidi="en_US"/>
